--- a/customer-portal/templates/HQTD-AI-Project-Requirement-Form.docx
+++ b/customer-portal/templates/HQTD-AI-Project-Requirement-Form.docx
@@ -7,10 +7,6 @@
         <w:jc w:val="center"/>
       </w:pPr>
       <w:r>
-        <w:rPr>
-          <w:b/>
-          <w:sz w:val="36"/>
-        </w:rPr>
         <w:t>AI项目需求表</w:t>
       </w:r>
     </w:p>
@@ -23,6 +19,50 @@
       </w:r>
     </w:p>
     <w:tbl>
+      <w:tr>
+        <w:tc>
+          <w:tcPr>
+            <w:tcW w:type="dxa" w:w="2268"/>
+          </w:tcPr>
+          <w:p>
+            <w:r>
+              <w:t>项目编号</w:t>
+            </w:r>
+          </w:p>
+        </w:tc>
+        <w:tc>
+          <w:tcPr>
+            <w:tcW w:type="dxa" w:w="6803"/>
+          </w:tcPr>
+          <w:p>
+            <w:r>
+              <w:t>AI-1（请填写与项目页面一致的编号）</w:t>
+            </w:r>
+          </w:p>
+        </w:tc>
+      </w:tr>
+      <w:tr>
+        <w:tc>
+          <w:tcPr>
+            <w:tcW w:type="dxa" w:w="2268"/>
+          </w:tcPr>
+          <w:p>
+            <w:r>
+              <w:t>输出编号</w:t>
+            </w:r>
+          </w:p>
+        </w:tc>
+        <w:tc>
+          <w:tcPr>
+            <w:tcW w:type="dxa" w:w="6803"/>
+          </w:tcPr>
+          <w:p>
+            <w:r>
+              <w:t>HQTD-YYYYMMDD-AI-1-序号（提交后系统自动生成）</w:t>
+            </w:r>
+          </w:p>
+        </w:tc>
+      </w:tr>
       <w:tblPr>
         <w:tblStyle w:val="TableGrid"/>
         <w:tblW w:type="auto" w:w="0"/>
